--- a/Taller/Archivos notables/Desafio3_Documento_Mejorado.docx
+++ b/Taller/Archivos notables/Desafio3_Documento_Mejorado.docx
@@ -964,13 +964,7 @@
       </w:pPr>
       <w:r>
         <w:lastRenderedPageBreak/>
-        <w:t>1.</w:t>
-      </w:r>
-      <w:r>
-        <w:t>2</w:t>
-      </w:r>
-      <w:r>
-        <w:t xml:space="preserve"> </w:t>
+        <w:t xml:space="preserve">1.2 </w:t>
       </w:r>
       <w:proofErr w:type="spellStart"/>
       <w:r>
@@ -1601,8 +1595,16 @@
         <w:rPr>
           <w:b/>
         </w:rPr>
-        <w:t xml:space="preserve"> Género</w:t>
-      </w:r>
+        <w:t xml:space="preserve"> </w:t>
+      </w:r>
+      <w:proofErr w:type="spellStart"/>
+      <w:r>
+        <w:rPr>
+          <w:b/>
+        </w:rPr>
+        <w:t>Género</w:t>
+      </w:r>
+      <w:proofErr w:type="spellEnd"/>
     </w:p>
     <w:p>
       <w:pPr>
@@ -1696,50 +1698,482 @@
         <w:rPr>
           <w:lang w:val="es-UY"/>
         </w:rPr>
-        <w:t>División equitativa en 3 períodos de 4 horas:</w:t>
-      </w:r>
-    </w:p>
-    <w:p>
-      <w:pPr>
-        <w:pStyle w:val="Listaconvietas2"/>
+        <w:t xml:space="preserve">División equitativa en 3 períodos de </w:t>
+      </w:r>
+      <w:r>
+        <w:rPr>
+          <w:lang w:val="es-UY"/>
+        </w:rPr>
+        <w:t xml:space="preserve">1 </w:t>
+      </w:r>
+      <w:r>
+        <w:rPr>
+          <w:lang w:val="es-UY"/>
+        </w:rPr>
+        <w:t>hora:</w:t>
+      </w:r>
+    </w:p>
+    <w:p>
+      <w:pPr>
+        <w:pStyle w:val="Listaconvietas"/>
+        <w:rPr>
+          <w:lang w:val="es-UY"/>
+        </w:rPr>
+      </w:pPr>
+      <w:r>
+        <w:rPr>
+          <w:lang w:val="es-UY"/>
+        </w:rPr>
+        <w:t>Hora pico: 1</w:t>
+      </w:r>
+      <w:r>
+        <w:rPr>
+          <w:lang w:val="es-UY"/>
+        </w:rPr>
+        <w:t>3</w:t>
+      </w:r>
+      <w:r>
+        <w:rPr>
+          <w:lang w:val="es-UY"/>
+        </w:rPr>
+        <w:t>:00 hrs</w:t>
+      </w:r>
+      <w:r>
+        <w:rPr>
+          <w:lang w:val="es-UY"/>
+        </w:rPr>
+        <w:t xml:space="preserve"> y 19:00hrs.</w:t>
+      </w:r>
+    </w:p>
+    <w:p>
+      <w:pPr>
+        <w:pStyle w:val="Listaconvietas"/>
+        <w:rPr>
+          <w:lang w:val="es-UY"/>
+        </w:rPr>
+      </w:pPr>
+      <w:r>
+        <w:rPr>
+          <w:lang w:val="es-UY"/>
+        </w:rPr>
+        <w:t>Gráfica: Gráfico de líneas mostrando ventas por hora.</w:t>
+      </w:r>
+    </w:p>
+    <w:p>
+      <w:pPr>
+        <w:rPr>
+          <w:b/>
+          <w:bCs/>
+          <w:lang w:val="es-UY"/>
+        </w:rPr>
+      </w:pPr>
+      <w:r>
+        <w:rPr>
+          <w:b/>
+          <w:bCs/>
+          <w:lang w:val="es-UY"/>
+        </w:rPr>
+        <w:t>*Lo ingresos pico a las 13 y las 19 se explican por las hora tipicas de almuerzo y cena en Birmania.</w:t>
+      </w:r>
+    </w:p>
+    <w:p>
+      <w:pPr>
+        <w:rPr>
+          <w:lang w:val="es-UY"/>
+        </w:rPr>
+      </w:pPr>
+      <w:r>
+        <w:rPr>
+          <w:lang w:val="es-UY"/>
+        </w:rPr>
+        <w:t>Fuente:</w:t>
+      </w:r>
+      <w:r>
+        <w:rPr>
+          <w:lang w:val="es-UY"/>
+        </w:rPr>
+        <w:t xml:space="preserve"> </w:t>
+      </w:r>
+      <w:r>
+        <w:rPr>
+          <w:lang w:val="es-UY"/>
+        </w:rPr>
+        <w:t>https://www.spicegardenrestaurant.com/eating-habits-foods-and-custom-in-myanmar/</w:t>
+      </w:r>
+    </w:p>
+    <w:p>
+      <w:pPr>
+        <w:rPr>
+          <w:lang w:val="es-UY"/>
+        </w:rPr>
+      </w:pPr>
+      <w:r>
+        <w:rPr>
+          <w:b/>
+          <w:lang w:val="es-UY"/>
+        </w:rPr>
+        <w:t>Slide 4: Ingresos por Línea de Productos</w:t>
+      </w:r>
+    </w:p>
+    <w:p>
+      <w:pPr>
+        <w:pStyle w:val="Listaconvietas"/>
+      </w:pPr>
+      <w:r>
+        <w:t>Food and beverages: $56,144.84 (17.4%) - 174 transacciones</w:t>
+      </w:r>
+    </w:p>
+    <w:p>
+      <w:pPr>
+        <w:pStyle w:val="Listaconvietas"/>
+      </w:pPr>
+      <w:r>
+        <w:t>Sports and travel: $55,122.83 (17.1%) - 166 transacciones</w:t>
+      </w:r>
+    </w:p>
+    <w:p>
+      <w:pPr>
+        <w:pStyle w:val="Listaconvietas"/>
+      </w:pPr>
+      <w:r>
+        <w:t>Electronic accessories: $54,337.53 (16.8%) - 170 transacciones</w:t>
+      </w:r>
+    </w:p>
+    <w:p>
+      <w:pPr>
+        <w:pStyle w:val="Listaconvietas"/>
+      </w:pPr>
+      <w:r>
+        <w:t>Fashion accessories: $54,305.89 (16.8%) - 178 transacciones</w:t>
+      </w:r>
+    </w:p>
+    <w:p>
+      <w:pPr>
+        <w:pStyle w:val="Listaconvietas"/>
+      </w:pPr>
+      <w:r>
+        <w:t>Home and lifestyle: $53,861.91 (16.7%) - 160 transacciones</w:t>
+      </w:r>
+    </w:p>
+    <w:p>
+      <w:pPr>
+        <w:pStyle w:val="Listaconvietas"/>
+      </w:pPr>
+      <w:r>
+        <w:t>Health and beauty: $49,193.74 (15.2%) - 152 transacciones</w:t>
+      </w:r>
+    </w:p>
+    <w:p>
+      <w:pPr>
+        <w:pStyle w:val="Listaconvietas"/>
+        <w:rPr>
+          <w:lang w:val="es-UY"/>
+        </w:rPr>
+      </w:pPr>
+      <w:r>
+        <w:rPr>
+          <w:lang w:val="es-UY"/>
+        </w:rPr>
+        <w:lastRenderedPageBreak/>
+        <w:t>Gráfica: Gráfico de barras horizontales ordenado de mayor a menor.</w:t>
+      </w:r>
+    </w:p>
+    <w:p>
+      <w:pPr>
+        <w:rPr>
+          <w:lang w:val="es-UY"/>
+        </w:rPr>
+      </w:pPr>
+    </w:p>
+    <w:p>
+      <w:pPr>
+        <w:rPr>
+          <w:lang w:val="es-UY"/>
+        </w:rPr>
+      </w:pPr>
+      <w:r>
+        <w:rPr>
+          <w:b/>
+          <w:lang w:val="es-UY"/>
+        </w:rPr>
+        <w:t>Slide 5: Ingresos por Línea de Productos y Género</w:t>
+      </w:r>
+    </w:p>
+    <w:p>
+      <w:pPr>
+        <w:pStyle w:val="Listaconvietas"/>
+      </w:pPr>
+      <w:r>
+        <w:t>Health and beauty: Hombres 62.3% vs Mujeres 37.7% (brecha 24.5%)</w:t>
+      </w:r>
+    </w:p>
+    <w:p>
+      <w:pPr>
+        <w:pStyle w:val="Listaconvietas"/>
+      </w:pPr>
+      <w:r>
+        <w:t>Food and beverages: Mujeres 59.1% vs Hombres 40.9% (brecha 18.2%)</w:t>
+      </w:r>
+    </w:p>
+    <w:p>
+      <w:pPr>
+        <w:pStyle w:val="Listaconvietas"/>
+        <w:rPr>
+          <w:lang w:val="es-UY"/>
+        </w:rPr>
+      </w:pPr>
+      <w:r>
+        <w:rPr>
+          <w:lang w:val="es-UY"/>
+        </w:rPr>
+        <w:t>Fashion accessories: Mujeres 56.0% vs Hombres 44.0% (brecha 12.1%)</w:t>
+      </w:r>
+    </w:p>
+    <w:p>
+      <w:pPr>
+        <w:pStyle w:val="Listaconvietas"/>
+      </w:pPr>
+      <w:r>
+        <w:t>Home and lifestyle: Mujeres 55.8% vs Hombres 44.2% (brecha 11.5%)</w:t>
+      </w:r>
+    </w:p>
+    <w:p>
+      <w:pPr>
+        <w:pStyle w:val="Listaconvietas"/>
+      </w:pPr>
+      <w:r>
+        <w:t>Sports and travel: Mujeres 51.8% vs Hombres 48.2% (brecha 3.7%)</w:t>
+      </w:r>
+    </w:p>
+    <w:p>
+      <w:pPr>
+        <w:pStyle w:val="Listaconvietas"/>
+        <w:rPr>
+          <w:lang w:val="es-UY"/>
+        </w:rPr>
+      </w:pPr>
+      <w:r>
+        <w:rPr>
+          <w:lang w:val="es-UY"/>
+        </w:rPr>
+        <w:t>Electronic accessories: Hombres 50.1% vs Mujeres 49.9% (brecha 0.2%)</w:t>
+      </w:r>
+    </w:p>
+    <w:p>
+      <w:pPr>
+        <w:pStyle w:val="Listaconvietas"/>
+        <w:rPr>
+          <w:lang w:val="es-UY"/>
+        </w:rPr>
+      </w:pPr>
+      <w:r>
+        <w:rPr>
+          <w:lang w:val="es-UY"/>
+        </w:rPr>
+        <w:t>Gráfica: Gráfico de barras apiladas por producto y género.</w:t>
+      </w:r>
+    </w:p>
+    <w:p>
+      <w:pPr>
+        <w:rPr>
+          <w:lang w:val="es-UY"/>
+        </w:rPr>
+      </w:pPr>
+      <w:r>
+        <w:rPr>
+          <w:lang w:val="es-UY"/>
+        </w:rPr>
+        <w:t>*E</w:t>
+      </w:r>
+      <w:r>
+        <w:rPr>
+          <w:lang w:val="es-UY"/>
+        </w:rPr>
+        <w:t>uromonitor &amp; Mintel (Reportes de Industria): Desde 2015-2020, reportan que el mercado de Men's Grooming (cuidado masculino) en el Sudeste Asiático crece más rápido que el femenino.</w:t>
+      </w:r>
+    </w:p>
+    <w:p>
+      <w:pPr>
+        <w:rPr>
+          <w:lang w:val="es-UY"/>
+        </w:rPr>
+      </w:pPr>
+      <w:r>
+        <w:rPr>
+          <w:lang w:val="es-UY"/>
+        </w:rPr>
+        <w:t>Influencia Cultural: Myanmar, al abrirse económicamente, recibió una ola masiva de cultura coreana (K-Pop/K-Dramas) donde el cuidado estético masculino es la norma, no la excepción.</w:t>
+      </w:r>
+    </w:p>
+    <w:p>
+      <w:pPr>
+        <w:rPr>
+          <w:lang w:val="es-UY"/>
+        </w:rPr>
+      </w:pPr>
+      <w:r>
+        <w:rPr>
+          <w:lang w:val="es-UY"/>
+        </w:rPr>
+        <w:t>Mix de Productos: En cadenas como City Mart (líder en Myanmar), la góndola de "Health" mezcla cosmética con suplementos vitamínicos y deportivos (Whey Protein, Creatina), que son productos caros y de consumo mayoritariamente masculino.</w:t>
+      </w:r>
+    </w:p>
+    <w:p>
+      <w:pPr>
+        <w:rPr>
+          <w:lang w:val="es-UY"/>
+        </w:rPr>
+      </w:pPr>
+    </w:p>
+    <w:p>
+      <w:pPr>
+        <w:rPr>
+          <w:lang w:val="es-UY"/>
+        </w:rPr>
+      </w:pPr>
+      <w:r>
+        <w:rPr>
+          <w:lang w:val="es-UY"/>
+        </w:rPr>
+        <w:t>Fuentes:</w:t>
+      </w:r>
+    </w:p>
+    <w:p>
+      <w:pPr>
+        <w:rPr>
+          <w:lang w:val="es-UY"/>
+        </w:rPr>
+      </w:pPr>
+      <w:r>
+        <w:rPr>
+          <w:lang w:val="es-UY"/>
+        </w:rPr>
+        <w:fldChar w:fldCharType="begin"/>
+      </w:r>
+      <w:r>
+        <w:rPr>
+          <w:lang w:val="es-UY"/>
+        </w:rPr>
+        <w:instrText>HYPERLINK "</w:instrText>
+      </w:r>
+      <w:r>
+        <w:rPr>
+          <w:lang w:val="es-UY"/>
+        </w:rPr>
+        <w:instrText>https://www.euromonitor.com/article/beyond-tradition-the-blooming-market-of-mens-grooming-in-asia2</w:instrText>
+      </w:r>
+      <w:r>
+        <w:rPr>
+          <w:lang w:val="es-UY"/>
+        </w:rPr>
+        <w:instrText>"</w:instrText>
+      </w:r>
+      <w:r>
+        <w:rPr>
+          <w:lang w:val="es-UY"/>
+        </w:rPr>
+        <w:fldChar w:fldCharType="separate"/>
+      </w:r>
+      <w:r>
+        <w:rPr>
+          <w:rStyle w:val="Hipervnculo"/>
+          <w:lang w:val="es-UY"/>
+        </w:rPr>
+        <w:t>https://www.euromonitor.com/article/beyond-tradition-the-blooming-market-of-mens-grooming-in-asia2</w:t>
+      </w:r>
+      <w:r>
+        <w:rPr>
+          <w:lang w:val="es-UY"/>
+        </w:rPr>
+        <w:fldChar w:fldCharType="end"/>
+      </w:r>
+    </w:p>
+    <w:p>
+      <w:pPr>
+        <w:rPr>
+          <w:lang w:val="es-UY"/>
+        </w:rPr>
+      </w:pPr>
+      <w:hyperlink r:id="rId6" w:history="1">
+        <w:r>
+          <w:rPr>
+            <w:rStyle w:val="Hipervnculo"/>
+            <w:lang w:val="es-UY"/>
+          </w:rPr>
+          <w:t>https://www.marketdataforecast.com/market-reports/asia-pacific-male-grooming-products-market</w:t>
+        </w:r>
+      </w:hyperlink>
+    </w:p>
+    <w:p>
+      <w:pPr>
+        <w:rPr>
+          <w:lang w:val="es-UY"/>
+        </w:rPr>
+      </w:pPr>
+      <w:hyperlink r:id="rId7" w:history="1">
+        <w:r>
+          <w:rPr>
+            <w:rStyle w:val="Hipervnculo"/>
+            <w:lang w:val="es-UY"/>
+          </w:rPr>
+          <w:t>https://www.burdaluxury.com/insights/inside-asias-booming-male-beauty-industry-a-deep-dive-into-the-trend-shaping-grooming-for-men/</w:t>
+        </w:r>
+      </w:hyperlink>
+    </w:p>
+    <w:p>
+      <w:pPr>
+        <w:rPr>
+          <w:lang w:val="es-UY"/>
+        </w:rPr>
+      </w:pPr>
+    </w:p>
+    <w:p>
+      <w:pPr>
+        <w:rPr>
+          <w:lang w:val="es-UY"/>
+        </w:rPr>
+      </w:pPr>
+      <w:r>
+        <w:rPr>
+          <w:b/>
+          <w:lang w:val="es-UY"/>
+        </w:rPr>
+        <w:t>Slide 6: Compras por Sucursal</w:t>
+      </w:r>
+    </w:p>
+    <w:p>
+      <w:pPr>
+        <w:pStyle w:val="Listaconvietas"/>
+        <w:rPr>
+          <w:lang w:val="es-UY"/>
+        </w:rPr>
+      </w:pPr>
+      <w:r>
+        <w:rPr>
+          <w:lang w:val="es-UY"/>
+        </w:rPr>
+        <w:t>Sucursal A (Yangon): $106,200.37 (32.9%) - 340 transacciones - Ticket promedio: $312.35</w:t>
+      </w:r>
+    </w:p>
+    <w:p>
+      <w:pPr>
+        <w:pStyle w:val="Listaconvietas"/>
       </w:pPr>
       <w:proofErr w:type="spellStart"/>
       <w:r>
-        <w:t>Mañana</w:t>
+        <w:t>Sucursal</w:t>
       </w:r>
       <w:proofErr w:type="spellEnd"/>
       <w:r>
-        <w:t xml:space="preserve"> (10-13h): $104,848.21 (32.5%)</w:t>
-      </w:r>
-    </w:p>
-    <w:p>
-      <w:pPr>
-        <w:pStyle w:val="Listaconvietas2"/>
-      </w:pPr>
-      <w:r>
-        <w:t>Tarde (14-17h): $118,422.77 (36.7%)</w:t>
-      </w:r>
-    </w:p>
-    <w:p>
-      <w:pPr>
-        <w:pStyle w:val="Listaconvietas2"/>
-      </w:pPr>
-      <w:r>
-        <w:t>Noche (18-21h): $99,695.77 (30.9%)</w:t>
+        <w:t xml:space="preserve"> B (Mandalay): $106,197.67 (32.9%) - 332 transacciones - Ticket promedio: $319.87</w:t>
       </w:r>
     </w:p>
     <w:p>
       <w:pPr>
         <w:pStyle w:val="Listaconvietas"/>
-        <w:rPr>
-          <w:lang w:val="es-UY"/>
-        </w:rPr>
-      </w:pPr>
-      <w:r>
-        <w:rPr>
-          <w:lang w:val="es-UY"/>
-        </w:rPr>
-        <w:t>Hora pico: 15:00 hrs con $37,057.65 en ventas.</w:t>
+      </w:pPr>
+      <w:r>
+        <w:t>Sucursal C (Naypyitaw): $110,568.71 (34.2%) - 328 transacciones - Ticket promedio: $337.10</w:t>
       </w:r>
     </w:p>
     <w:p>
@@ -1753,7 +2187,7 @@
         <w:rPr>
           <w:lang w:val="es-UY"/>
         </w:rPr>
-        <w:t>Gráfica: Gráfico de líneas mostrando ventas por hora.</w:t>
+        <w:t>Gráfica: Gráfico de barras por sucursal.</w:t>
       </w:r>
     </w:p>
     <w:p>
@@ -1774,7 +2208,7 @@
           <w:b/>
           <w:lang w:val="es-UY"/>
         </w:rPr>
-        <w:t>Slide 4: Ingresos por Línea de Productos</w:t>
+        <w:t>Slide 7: Compras por Línea de Productos</w:t>
       </w:r>
     </w:p>
     <w:p>
@@ -1782,7 +2216,7 @@
         <w:pStyle w:val="Listaconvietas"/>
       </w:pPr>
       <w:r>
-        <w:t>Food and beverages: $56,144.84 (17.4%) - 174 transacciones</w:t>
+        <w:t>1. Fashion accessories: 178 transacciones - Ticket promedio: $305.09</w:t>
       </w:r>
     </w:p>
     <w:p>
@@ -1790,7 +2224,7 @@
         <w:pStyle w:val="Listaconvietas"/>
       </w:pPr>
       <w:r>
-        <w:t>Sports and travel: $55,122.83 (17.1%) - 166 transacciones</w:t>
+        <w:t>2. Food and beverages: 174 transacciones - Ticket promedio: $322.67</w:t>
       </w:r>
     </w:p>
     <w:p>
@@ -1798,7 +2232,7 @@
         <w:pStyle w:val="Listaconvietas"/>
       </w:pPr>
       <w:r>
-        <w:t>Electronic accessories: $54,337.53 (16.8%) - 170 transacciones</w:t>
+        <w:t>3. Electronic accessories: 170 transacciones - Ticket promedio: $319.63</w:t>
       </w:r>
     </w:p>
     <w:p>
@@ -1806,7 +2240,7 @@
         <w:pStyle w:val="Listaconvietas"/>
       </w:pPr>
       <w:r>
-        <w:t>Fashion accessories: $54,305.89 (16.8%) - 178 transacciones</w:t>
+        <w:t>4. Sports and travel: 166 transacciones - Ticket promedio: $332.07</w:t>
       </w:r>
     </w:p>
     <w:p>
@@ -1814,354 +2248,406 @@
         <w:pStyle w:val="Listaconvietas"/>
       </w:pPr>
       <w:r>
+        <w:t>5. Home and lifestyle: 160 transacciones - Ticket promedio: $336.64</w:t>
+      </w:r>
+    </w:p>
+    <w:p>
+      <w:pPr>
+        <w:pStyle w:val="Listaconvietas"/>
+      </w:pPr>
+      <w:r>
+        <w:t>6. Health and beauty: 152 transacciones - Ticket promedio: $323.64</w:t>
+      </w:r>
+    </w:p>
+    <w:p>
+      <w:pPr>
+        <w:pStyle w:val="Listaconvietas"/>
+        <w:rPr>
+          <w:lang w:val="es-UY"/>
+        </w:rPr>
+      </w:pPr>
+      <w:r>
+        <w:rPr>
+          <w:lang w:val="es-UY"/>
+        </w:rPr>
+        <w:t>Gráfica: Gráfico de barras horizontales por cantidad de transacciones.</w:t>
+      </w:r>
+    </w:p>
+    <w:p>
+      <w:pPr>
+        <w:pStyle w:val="Ttulo2"/>
+        <w:rPr>
+          <w:lang w:val="es-UY"/>
+        </w:rPr>
+      </w:pPr>
+      <w:r>
+        <w:rPr>
+          <w:lang w:val="es-UY"/>
+        </w:rPr>
+        <w:t>3.3 Principales Puntos Encontrados (Slide 8)</w:t>
+      </w:r>
+    </w:p>
+    <w:p>
+      <w:pPr>
+        <w:rPr>
+          <w:lang w:val="es-UY"/>
+        </w:rPr>
+      </w:pPr>
+      <w:r>
+        <w:rPr>
+          <w:b/>
+          <w:lang w:val="es-UY"/>
+        </w:rPr>
+        <w:t>3 Oportunidades identificadas para campañas de marketing:</w:t>
+      </w:r>
+    </w:p>
+    <w:p>
+      <w:pPr>
+        <w:rPr>
+          <w:lang w:val="es-UY"/>
+        </w:rPr>
+      </w:pPr>
+    </w:p>
+    <w:p>
+      <w:pPr>
+        <w:rPr>
+          <w:b/>
+          <w:lang w:val="es-UY"/>
+        </w:rPr>
+      </w:pPr>
+      <w:r>
+        <w:rPr>
+          <w:b/>
+          <w:lang w:val="es-UY"/>
+        </w:rPr>
+        <w:t>MES 1 • ENERO</w:t>
+      </w:r>
+    </w:p>
+    <w:p>
+      <w:pPr>
+        <w:rPr>
+          <w:b/>
+          <w:lang w:val="es-UY"/>
+        </w:rPr>
+      </w:pPr>
+      <w:r>
+        <w:rPr>
+          <w:b/>
+          <w:lang w:val="es-UY"/>
+        </w:rPr>
+        <w:t>Propuesta de Campañas de Marketing</w:t>
+      </w:r>
+    </w:p>
+    <w:p>
+      <w:pPr>
+        <w:rPr>
+          <w:b/>
+          <w:lang w:val="es-UY"/>
+        </w:rPr>
+      </w:pPr>
+      <w:r>
+        <w:rPr>
+          <w:b/>
+          <w:lang w:val="es-UY"/>
+        </w:rPr>
+        <w:t>Una acción concreta por mes, fundamentada en los datos del dataset</w:t>
+      </w:r>
+    </w:p>
+    <w:p>
+      <w:pPr>
+        <w:rPr>
+          <w:b/>
+          <w:lang w:val="es-UY"/>
+        </w:rPr>
+      </w:pPr>
+    </w:p>
+    <w:p>
+      <w:pPr>
+        <w:rPr>
+          <w:b/>
+          <w:lang w:val="es-UY"/>
+        </w:rPr>
+      </w:pPr>
+      <w:r>
+        <w:rPr>
+          <w:b/>
+          <w:lang w:val="es-UY"/>
+        </w:rPr>
+        <w:t>MES 1 • ENERO - "Sabores que Unen"</w:t>
+      </w:r>
+    </w:p>
+    <w:p>
+      <w:pPr>
+        <w:rPr>
+          <w:b/>
+          <w:lang w:val="es-UY"/>
+        </w:rPr>
+      </w:pPr>
+      <w:r>
+        <w:rPr>
+          <w:b/>
+          <w:lang w:val="es-UY"/>
+        </w:rPr>
+        <w:t>FOCO: Food &amp; Beverages</w:t>
+      </w:r>
+    </w:p>
+    <w:p>
+      <w:pPr>
+        <w:rPr>
+          <w:b/>
+          <w:lang w:val="es-UY"/>
+        </w:rPr>
+      </w:pPr>
+    </w:p>
+    <w:p>
+      <w:pPr>
+        <w:rPr>
+          <w:b/>
+          <w:lang w:val="es-UY"/>
+        </w:rPr>
+      </w:pPr>
+      <w:r>
+        <w:rPr>
+          <w:b/>
+          <w:lang w:val="es-UY"/>
+        </w:rPr>
+        <w:t>PÚBLICO OBJETIVO: Mujeres — Naypyitaw y Yangon</w:t>
+      </w:r>
+    </w:p>
+    <w:p>
+      <w:pPr>
+        <w:rPr>
+          <w:b/>
+          <w:lang w:val="es-UY"/>
+        </w:rPr>
+      </w:pPr>
+    </w:p>
+    <w:p>
+      <w:pPr>
+        <w:rPr>
+          <w:b/>
+          <w:lang w:val="es-UY"/>
+        </w:rPr>
+      </w:pPr>
+      <w:r>
+        <w:rPr>
+          <w:b/>
+          <w:lang w:val="es-UY"/>
+        </w:rPr>
+        <w:t>CONTEXTO: Enero representa el mes de mayor rendimiento con $116K en ventas totales, estableciendo un punto de partida sólido para el año comercial. Los datos revelan que las mujeres lideran significativamente las decisiones de compra en la categoría Food &amp; Beverages, representando el 59.4% del total de transacciones en esta línea de productos.</w:t>
+      </w:r>
+    </w:p>
+    <w:p>
+      <w:pPr>
+        <w:rPr>
+          <w:b/>
+          <w:lang w:val="es-UY"/>
+        </w:rPr>
+      </w:pPr>
+    </w:p>
+    <w:p>
+      <w:pPr>
+        <w:rPr>
+          <w:b/>
+          <w:lang w:val="es-UY"/>
+        </w:rPr>
+      </w:pPr>
+      <w:r>
+        <w:rPr>
+          <w:b/>
+          <w:lang w:val="es-UY"/>
+        </w:rPr>
+        <w:t>TÁCTICA: Implementar degustaciones estratégicas y promociones de combos familiares durante los horarios pico de 13h y 19h, momentos donde se concentra la mayor actividad de compra relacionada con la planificación de comidas principales.</w:t>
+      </w:r>
+    </w:p>
+    <w:p>
+      <w:pPr>
+        <w:rPr>
+          <w:b/>
+          <w:lang w:val="es-UY"/>
+        </w:rPr>
+      </w:pPr>
+    </w:p>
+    <w:p>
+      <w:pPr>
+        <w:rPr>
+          <w:lang w:val="es-UY"/>
+        </w:rPr>
+      </w:pPr>
+      <w:r>
+        <w:rPr>
+          <w:b/>
+          <w:lang w:val="es-UY"/>
+        </w:rPr>
         <w:lastRenderedPageBreak/>
-        <w:t>Home and lifestyle: $53,861.91 (16.7%) - 160 transacciones</w:t>
-      </w:r>
-    </w:p>
-    <w:p>
-      <w:pPr>
-        <w:pStyle w:val="Listaconvietas"/>
-      </w:pPr>
-      <w:r>
-        <w:t>Health and beauty: $49,193.74 (15.2%) - 152 transacciones</w:t>
-      </w:r>
-    </w:p>
-    <w:p>
-      <w:pPr>
-        <w:pStyle w:val="Listaconvietas"/>
-        <w:rPr>
-          <w:lang w:val="es-UY"/>
-        </w:rPr>
-      </w:pPr>
-      <w:r>
-        <w:rPr>
-          <w:lang w:val="es-UY"/>
-        </w:rPr>
-        <w:t>Gráfica: Gráfico de barras horizontales ordenado de mayor a menor.</w:t>
-      </w:r>
-    </w:p>
-    <w:p>
-      <w:pPr>
-        <w:rPr>
-          <w:lang w:val="es-UY"/>
-        </w:rPr>
-      </w:pPr>
-    </w:p>
-    <w:p>
-      <w:pPr>
-        <w:rPr>
-          <w:lang w:val="es-UY"/>
-        </w:rPr>
-      </w:pPr>
-      <w:r>
+        <w:t>POR QUÉ: La estrategia se fundamenta en tres pilares clave: enero es estadísticamente el mes más rentable, las mujeres dominan las decisiones de compra alimentaria como gestoras del hogar, y Naypyitaw lidera las ventas mensuales. Esta convergencia de factores crea el escenario ideal para maximizar el retorno de inversión en marketing.</w:t>
+      </w:r>
+    </w:p>
+    <w:p>
+      <w:pPr>
         <w:rPr>
           <w:b/>
           <w:lang w:val="es-UY"/>
         </w:rPr>
-        <w:t>Slide 5: Ingresos por Línea de Productos y Género</w:t>
-      </w:r>
-    </w:p>
-    <w:p>
-      <w:pPr>
-        <w:pStyle w:val="Listaconvietas"/>
-      </w:pPr>
-      <w:r>
-        <w:t>Health and beauty: Hombres 62.3% vs Mujeres 37.7% (brecha 24.5%)</w:t>
-      </w:r>
-    </w:p>
-    <w:p>
-      <w:pPr>
-        <w:pStyle w:val="Listaconvietas"/>
-      </w:pPr>
-      <w:r>
-        <w:t>Food and beverages: Mujeres 59.1% vs Hombres 40.9% (brecha 18.2%)</w:t>
-      </w:r>
-    </w:p>
-    <w:p>
-      <w:pPr>
-        <w:pStyle w:val="Listaconvietas"/>
-        <w:rPr>
-          <w:lang w:val="es-UY"/>
-        </w:rPr>
-      </w:pPr>
-      <w:r>
-        <w:rPr>
-          <w:lang w:val="es-UY"/>
-        </w:rPr>
-        <w:t>Fashion accessories: Mujeres 56.0% vs Hombres 44.0% (brecha 12.1%)</w:t>
-      </w:r>
-    </w:p>
-    <w:p>
-      <w:pPr>
-        <w:pStyle w:val="Listaconvietas"/>
-      </w:pPr>
-      <w:r>
-        <w:t>Home and lifestyle: Mujeres 55.8% vs Hombres 44.2% (brecha 11.5%)</w:t>
-      </w:r>
-    </w:p>
-    <w:p>
-      <w:pPr>
-        <w:pStyle w:val="Listaconvietas"/>
-      </w:pPr>
-      <w:r>
-        <w:t>Sports and travel: Mujeres 51.8% vs Hombres 48.2% (brecha 3.7%)</w:t>
-      </w:r>
-    </w:p>
-    <w:p>
-      <w:pPr>
-        <w:pStyle w:val="Listaconvietas"/>
-        <w:rPr>
-          <w:lang w:val="es-UY"/>
-        </w:rPr>
-      </w:pPr>
-      <w:r>
-        <w:rPr>
-          <w:lang w:val="es-UY"/>
-        </w:rPr>
-        <w:t>Electronic accessories: Hombres 50.1% vs Mujeres 49.9% (brecha 0.2%)</w:t>
-      </w:r>
-    </w:p>
-    <w:p>
-      <w:pPr>
-        <w:pStyle w:val="Listaconvietas"/>
-        <w:rPr>
-          <w:lang w:val="es-UY"/>
-        </w:rPr>
-      </w:pPr>
-      <w:r>
-        <w:rPr>
-          <w:lang w:val="es-UY"/>
-        </w:rPr>
-        <w:t>Gráfica: Gráfico de barras apiladas por producto y género.</w:t>
-      </w:r>
-    </w:p>
-    <w:p>
-      <w:pPr>
-        <w:rPr>
-          <w:lang w:val="es-UY"/>
-        </w:rPr>
-      </w:pPr>
-    </w:p>
-    <w:p>
-      <w:r>
-        <w:rPr>
-          <w:b/>
-        </w:rPr>
-        <w:t xml:space="preserve">Slide 6: </w:t>
-      </w:r>
-      <w:proofErr w:type="spellStart"/>
-      <w:r>
-        <w:rPr>
-          <w:b/>
-        </w:rPr>
-        <w:t>Compras</w:t>
-      </w:r>
-      <w:proofErr w:type="spellEnd"/>
-      <w:r>
-        <w:rPr>
-          <w:b/>
-        </w:rPr>
-        <w:t xml:space="preserve"> </w:t>
-      </w:r>
-      <w:proofErr w:type="spellStart"/>
-      <w:r>
-        <w:rPr>
-          <w:b/>
-        </w:rPr>
-        <w:t>por</w:t>
-      </w:r>
-      <w:proofErr w:type="spellEnd"/>
-      <w:r>
-        <w:rPr>
-          <w:b/>
-        </w:rPr>
-        <w:t xml:space="preserve"> Sucursal</w:t>
-      </w:r>
-    </w:p>
-    <w:p>
-      <w:pPr>
-        <w:pStyle w:val="Listaconvietas"/>
-        <w:rPr>
-          <w:lang w:val="es-UY"/>
-        </w:rPr>
-      </w:pPr>
-      <w:r>
-        <w:rPr>
-          <w:lang w:val="es-UY"/>
-        </w:rPr>
-        <w:t>Sucursal A (Yangon): $106,200.37 (32.9%) - 340 transacciones - Ticket promedio: $312.35</w:t>
-      </w:r>
-    </w:p>
-    <w:p>
-      <w:pPr>
-        <w:pStyle w:val="Listaconvietas"/>
-      </w:pPr>
-      <w:proofErr w:type="spellStart"/>
-      <w:r>
-        <w:t>Sucursal</w:t>
-      </w:r>
-      <w:proofErr w:type="spellEnd"/>
-      <w:r>
-        <w:t xml:space="preserve"> B (Mandalay): $106,197.67 (32.9%) - 332 transacciones - Ticket promedio: $319.87</w:t>
-      </w:r>
-    </w:p>
-    <w:p>
-      <w:pPr>
-        <w:pStyle w:val="Listaconvietas"/>
-      </w:pPr>
-      <w:r>
-        <w:t>Sucursal C (Naypyitaw): $110,568.71 (34.2%) - 328 transacciones - Ticket promedio: $337.10</w:t>
-      </w:r>
-    </w:p>
-    <w:p>
-      <w:pPr>
-        <w:pStyle w:val="Listaconvietas"/>
-        <w:rPr>
-          <w:lang w:val="es-UY"/>
-        </w:rPr>
-      </w:pPr>
-      <w:r>
-        <w:rPr>
-          <w:lang w:val="es-UY"/>
-        </w:rPr>
-        <w:t>Gráfica: Gráfico de barras por sucursal.</w:t>
-      </w:r>
-    </w:p>
-    <w:p>
-      <w:pPr>
-        <w:rPr>
-          <w:lang w:val="es-UY"/>
-        </w:rPr>
-      </w:pPr>
-    </w:p>
-    <w:p>
-      <w:pPr>
-        <w:rPr>
-          <w:lang w:val="es-UY"/>
-        </w:rPr>
-      </w:pPr>
-      <w:r>
-        <w:rPr>
-          <w:b/>
-          <w:lang w:val="es-UY"/>
-        </w:rPr>
-        <w:t>Slide 7: Compras por Línea de Productos</w:t>
-      </w:r>
-    </w:p>
-    <w:p>
-      <w:pPr>
-        <w:pStyle w:val="Listaconvietas"/>
-      </w:pPr>
-      <w:r>
-        <w:t>1. Fashion accessories: 178 transacciones - Ticket promedio: $305.09</w:t>
-      </w:r>
-    </w:p>
-    <w:p>
-      <w:pPr>
-        <w:pStyle w:val="Listaconvietas"/>
-      </w:pPr>
-      <w:r>
-        <w:t>2. Food and beverages: 174 transacciones - Ticket promedio: $322.67</w:t>
-      </w:r>
-    </w:p>
-    <w:p>
-      <w:pPr>
-        <w:pStyle w:val="Listaconvietas"/>
-      </w:pPr>
-      <w:r>
-        <w:t>3. Electronic accessories: 170 transacciones - Ticket promedio: $319.63</w:t>
-      </w:r>
-    </w:p>
-    <w:p>
-      <w:pPr>
-        <w:pStyle w:val="Listaconvietas"/>
-      </w:pPr>
-      <w:r>
-        <w:t>4. Sports and travel: 166 transacciones - Ticket promedio: $332.07</w:t>
-      </w:r>
-    </w:p>
-    <w:p>
-      <w:pPr>
-        <w:pStyle w:val="Listaconvietas"/>
-      </w:pPr>
-      <w:r>
-        <w:t>5. Home and lifestyle: 160 transacciones - Ticket promedio: $336.64</w:t>
-      </w:r>
-    </w:p>
-    <w:p>
-      <w:pPr>
-        <w:pStyle w:val="Listaconvietas"/>
-      </w:pPr>
-      <w:r>
-        <w:t>6. Health and beauty: 152 transacciones - Ticket promedio: $323.64</w:t>
-      </w:r>
-    </w:p>
-    <w:p>
-      <w:pPr>
-        <w:pStyle w:val="Listaconvietas"/>
-        <w:rPr>
-          <w:lang w:val="es-UY"/>
-        </w:rPr>
-      </w:pPr>
-      <w:r>
-        <w:rPr>
-          <w:lang w:val="es-UY"/>
-        </w:rPr>
-        <w:t>Gráfica: Gráfico de barras horizontales por cantidad de transacciones.</w:t>
-      </w:r>
-    </w:p>
-    <w:p>
-      <w:pPr>
-        <w:pStyle w:val="Ttulo2"/>
-        <w:rPr>
-          <w:lang w:val="es-UY"/>
-        </w:rPr>
-      </w:pPr>
-      <w:r>
-        <w:rPr>
-          <w:lang w:val="es-UY"/>
-        </w:rPr>
-        <w:t>3.3 Principales Puntos Encontrados (Slide 8)</w:t>
-      </w:r>
-    </w:p>
-    <w:p>
-      <w:pPr>
-        <w:rPr>
-          <w:lang w:val="es-UY"/>
-        </w:rPr>
-      </w:pPr>
-      <w:r>
-        <w:rPr>
-          <w:b/>
-          <w:lang w:val="es-UY"/>
-        </w:rPr>
-        <w:t>3 Oportunidades identificadas para campañas de marketing:</w:t>
-      </w:r>
-    </w:p>
-    <w:p>
-      <w:pPr>
-        <w:rPr>
-          <w:lang w:val="es-UY"/>
-        </w:rPr>
-      </w:pPr>
-    </w:p>
-    <w:p>
-      <w:pPr>
-        <w:rPr>
-          <w:lang w:val="es-UY"/>
-        </w:rPr>
-      </w:pPr>
-      <w:r>
-        <w:rPr>
-          <w:b/>
-          <w:lang w:val="es-UY"/>
-        </w:rPr>
-        <w:t>Oportunidad 1: Desequilibrio de género en productos</w:t>
-      </w:r>
-    </w:p>
-    <w:p>
-      <w:pPr>
-        <w:pStyle w:val="Listaconvietas"/>
+      </w:pPr>
+    </w:p>
+    <w:p>
+      <w:pPr>
+        <w:rPr>
+          <w:lang w:val="es-UY"/>
+        </w:rPr>
+      </w:pPr>
+      <w:r>
+        <w:rPr>
+          <w:lang w:val="es-UY"/>
+        </w:rPr>
+        <w:t>MES 2 • FEBRERO - "Cuidado Redefinido"</w:t>
+      </w:r>
+    </w:p>
+    <w:p>
+      <w:pPr>
+        <w:rPr>
+          <w:lang w:val="es-UY"/>
+        </w:rPr>
+      </w:pPr>
+      <w:r>
+        <w:rPr>
+          <w:lang w:val="es-UY"/>
+        </w:rPr>
+        <w:t>FOCO: Health &amp; Beauty</w:t>
+      </w:r>
+    </w:p>
+    <w:p>
+      <w:pPr>
+        <w:rPr>
+          <w:lang w:val="es-UY"/>
+        </w:rPr>
+      </w:pPr>
+    </w:p>
+    <w:p>
+      <w:pPr>
+        <w:rPr>
+          <w:lang w:val="es-UY"/>
+        </w:rPr>
+      </w:pPr>
+      <w:r>
+        <w:rPr>
+          <w:lang w:val="es-UY"/>
+        </w:rPr>
+        <w:t>PÚBLICO OBJETIVO: Hombres — Mandalay</w:t>
+      </w:r>
+    </w:p>
+    <w:p>
+      <w:pPr>
+        <w:rPr>
+          <w:lang w:val="es-UY"/>
+        </w:rPr>
+      </w:pPr>
+    </w:p>
+    <w:p>
+      <w:pPr>
+        <w:rPr>
+          <w:lang w:val="es-UY"/>
+        </w:rPr>
+      </w:pPr>
+      <w:r>
+        <w:rPr>
+          <w:lang w:val="es-UY"/>
+        </w:rPr>
+        <w:t>CONTEXTO: Febrero presenta el desafío de ser el mes de menor rendimiento general con $97K, pero simultáneamente revela una oportunidad estratégica significativa. El análisis detallado muestra que los hombres representan un sorprendente 65% de las compras en Health &amp; Beauty, contradiciéndolos estereotipos tradicionales del mercado.</w:t>
+      </w:r>
+    </w:p>
+    <w:p>
+      <w:pPr>
+        <w:rPr>
+          <w:lang w:val="es-UY"/>
+        </w:rPr>
+      </w:pPr>
+    </w:p>
+    <w:p>
+      <w:pPr>
+        <w:rPr>
+          <w:lang w:val="es-UY"/>
+        </w:rPr>
+      </w:pPr>
+      <w:r>
+        <w:rPr>
+          <w:lang w:val="es-UY"/>
+        </w:rPr>
+        <w:t>TÁCTICA: Desarrollar una comunicación específicamente dirigida al público masculino, con promociones y mensajes que reconozcan y potencien este comportamiento de compra ya existente pero subexplotado comercialmente.</w:t>
+      </w:r>
+    </w:p>
+    <w:p>
+      <w:pPr>
+        <w:rPr>
+          <w:lang w:val="es-UY"/>
+        </w:rPr>
+      </w:pPr>
+    </w:p>
+    <w:p>
+      <w:pPr>
+        <w:rPr>
+          <w:lang w:val="es-UY"/>
+        </w:rPr>
+      </w:pPr>
+      <w:r>
+        <w:rPr>
+          <w:lang w:val="es-UY"/>
+        </w:rPr>
+        <w:t>POR QUÉ: La lógica estratégica se basa en transformar el mes de menor rendimiento en una oportunidad de crecimiento. Los hombres ya están comprando en esta categoría con una participación dominante, pero existe un potencial sin explotar para expandir este segmento a través de marketing dirigido que reconozca y fomente este patrón de consumo masculino.</w:t>
+      </w:r>
+    </w:p>
+    <w:p>
+      <w:pPr>
+        <w:rPr>
+          <w:lang w:val="es-UY"/>
+        </w:rPr>
+      </w:pPr>
+    </w:p>
+    <w:p>
+      <w:pPr>
+        <w:rPr>
+          <w:lang w:val="es-UY"/>
+        </w:rPr>
+      </w:pPr>
+    </w:p>
+    <w:p>
+      <w:pPr>
+        <w:rPr>
+          <w:lang w:val="es-UY"/>
+        </w:rPr>
+      </w:pPr>
+    </w:p>
+    <w:p>
+      <w:pPr>
+        <w:rPr>
+          <w:lang w:val="es-UY"/>
+        </w:rPr>
+      </w:pPr>
+    </w:p>
+    <w:p>
+      <w:pPr>
+        <w:rPr>
+          <w:lang w:val="es-UY"/>
+        </w:rPr>
+      </w:pPr>
+    </w:p>
+    <w:p>
+      <w:pPr>
+        <w:rPr>
+          <w:lang w:val="es-UY"/>
+        </w:rPr>
+      </w:pPr>
+    </w:p>
+    <w:p>
+      <w:pPr>
+        <w:rPr>
+          <w:lang w:val="es-UY"/>
+        </w:rPr>
+      </w:pPr>
+    </w:p>
+    <w:p>
+      <w:pPr>
         <w:rPr>
           <w:lang w:val="es-UY"/>
         </w:rPr>
@@ -2171,239 +2657,101 @@
           <w:lang w:val="es-UY"/>
         </w:rPr>
         <w:lastRenderedPageBreak/>
-        <w:t>Health and beauty tiene una brecha de 24.5% entre géneros: los hombres representan el 62.3% de las ventas y las mujeres solo el 37.7%.</w:t>
-      </w:r>
-    </w:p>
-    <w:p>
-      <w:pPr>
-        <w:pStyle w:val="Listaconvietas"/>
-        <w:rPr>
-          <w:lang w:val="es-UY"/>
-        </w:rPr>
-      </w:pPr>
-      <w:r>
-        <w:rPr>
-          <w:lang w:val="es-UY"/>
-        </w:rPr>
-        <w:t>Food and beverages muestra la situación inversa: mujeres 59.1% vs hombres 40.9% (brecha 18.2%).</w:t>
-      </w:r>
-    </w:p>
-    <w:p>
-      <w:pPr>
-        <w:pStyle w:val="Listaconvietas"/>
-        <w:rPr>
-          <w:lang w:val="es-UY"/>
-        </w:rPr>
-      </w:pPr>
-      <w:r>
-        <w:rPr>
-          <w:lang w:val="es-UY"/>
-        </w:rPr>
-        <w:t>El género minoritario en cada producto está subrepresentado, lo que indica un mercado no captado.</w:t>
-      </w:r>
-    </w:p>
-    <w:p>
-      <w:pPr>
-        <w:pStyle w:val="Listaconvietas"/>
-        <w:rPr>
-          <w:lang w:val="es-UY"/>
-        </w:rPr>
-      </w:pPr>
-      <w:r>
-        <w:rPr>
-          <w:lang w:val="es-UY"/>
-        </w:rPr>
-        <w:t>Campaña: Atraer al género minoritario a estos productos mediante promociones y comunicación dirigida.</w:t>
-      </w:r>
-    </w:p>
-    <w:p>
-      <w:pPr>
-        <w:rPr>
-          <w:lang w:val="es-UY"/>
-        </w:rPr>
-      </w:pPr>
-    </w:p>
-    <w:p>
-      <w:pPr>
-        <w:rPr>
-          <w:lang w:val="es-UY"/>
-        </w:rPr>
-      </w:pPr>
-      <w:r>
-        <w:rPr>
-          <w:b/>
-          <w:lang w:val="es-UY"/>
-        </w:rPr>
-        <w:t>Oportunidad 2: Diferencia en comportamiento de clientes Member vs Normal</w:t>
-      </w:r>
-    </w:p>
-    <w:p>
-      <w:pPr>
-        <w:pStyle w:val="Listaconvietas"/>
-        <w:rPr>
-          <w:lang w:val="es-UY"/>
-        </w:rPr>
-      </w:pPr>
-      <w:r>
-        <w:rPr>
-          <w:lang w:val="es-UY"/>
-        </w:rPr>
-        <w:t>Los clientes Member tienen un ticket promedio de $327.79, mientras que los Normal de $318.12.</w:t>
-      </w:r>
-    </w:p>
-    <w:p>
-      <w:pPr>
-        <w:pStyle w:val="Listaconvietas"/>
-        <w:rPr>
-          <w:lang w:val="es-UY"/>
-        </w:rPr>
-      </w:pPr>
-      <w:r>
-        <w:rPr>
-          <w:lang w:val="es-UY"/>
-        </w:rPr>
-        <w:t>Los Members gastan $9.67 más por transacción (3.0% más).</w:t>
-      </w:r>
-    </w:p>
-    <w:p>
-      <w:pPr>
-        <w:pStyle w:val="Listaconvietas"/>
-        <w:rPr>
-          <w:lang w:val="es-UY"/>
-        </w:rPr>
-      </w:pPr>
-      <w:r>
-        <w:rPr>
-          <w:lang w:val="es-UY"/>
-        </w:rPr>
-        <w:t>En Health and beauty la diferencia es aún mayor: Members gastan 19.7% más que Normal.</w:t>
-      </w:r>
-    </w:p>
-    <w:p>
-      <w:pPr>
-        <w:pStyle w:val="Listaconvietas"/>
-        <w:rPr>
-          <w:lang w:val="es-UY"/>
-        </w:rPr>
-      </w:pPr>
-      <w:r>
-        <w:rPr>
-          <w:lang w:val="es-UY"/>
-        </w:rPr>
-        <w:t>Hay 499 clientes Normal que podrían convertirse a Member.</w:t>
-      </w:r>
-    </w:p>
-    <w:p>
-      <w:pPr>
-        <w:pStyle w:val="Listaconvietas"/>
-        <w:rPr>
-          <w:lang w:val="es-UY"/>
-        </w:rPr>
-      </w:pPr>
-      <w:r>
-        <w:rPr>
-          <w:lang w:val="es-UY"/>
-        </w:rPr>
-        <w:t>Campaña: Programa de fidelización para convertir clientes Normal a Member.</w:t>
-      </w:r>
-    </w:p>
-    <w:p>
-      <w:pPr>
-        <w:rPr>
-          <w:lang w:val="es-UY"/>
-        </w:rPr>
-      </w:pPr>
-    </w:p>
-    <w:p>
-      <w:pPr>
-        <w:rPr>
-          <w:lang w:val="es-UY"/>
-        </w:rPr>
-      </w:pPr>
-      <w:r>
-        <w:rPr>
-          <w:b/>
-          <w:lang w:val="es-UY"/>
-        </w:rPr>
-        <w:t>Oportunidad 3: Horarios con baja densidad de ventas</w:t>
-      </w:r>
-    </w:p>
-    <w:p>
-      <w:pPr>
-        <w:pStyle w:val="Listaconvietas"/>
-        <w:rPr>
-          <w:lang w:val="es-UY"/>
-        </w:rPr>
-      </w:pPr>
-      <w:r>
-        <w:rPr>
-          <w:lang w:val="es-UY"/>
-        </w:rPr>
-        <w:t>El promedio de ventas por hora es de $26,913.90.</w:t>
-      </w:r>
-    </w:p>
-    <w:p>
-      <w:pPr>
-        <w:pStyle w:val="Listaconvietas"/>
-        <w:rPr>
-          <w:lang w:val="es-UY"/>
-        </w:rPr>
-      </w:pPr>
-      <w:r>
-        <w:rPr>
-          <w:lang w:val="es-UY"/>
-        </w:rPr>
-        <w:t>Las 10:00h registran solo $13,245.00 en ventas (51 transacciones), significativamente por debajo del promedio.</w:t>
-      </w:r>
-    </w:p>
-    <w:p>
-      <w:pPr>
-        <w:pStyle w:val="Listaconvietas"/>
-        <w:rPr>
-          <w:lang w:val="es-UY"/>
-        </w:rPr>
-      </w:pPr>
-      <w:r>
-        <w:rPr>
-          <w:lang w:val="es-UY"/>
-        </w:rPr>
-        <w:t>Las 21:00h registran solo $12,638.41 en ventas (38 transacciones), también por debajo del promedio.</w:t>
-      </w:r>
-    </w:p>
-    <w:p>
-      <w:pPr>
-        <w:pStyle w:val="Listaconvietas"/>
-        <w:rPr>
-          <w:lang w:val="es-UY"/>
-        </w:rPr>
-      </w:pPr>
-      <w:r>
-        <w:rPr>
-          <w:lang w:val="es-UY"/>
-        </w:rPr>
-        <w:t>Estos dos horarios representan las horas de apertura y cierre, con menor afluencia de clientes.</w:t>
-      </w:r>
-    </w:p>
-    <w:p>
-      <w:pPr>
-        <w:pStyle w:val="Listaconvietas"/>
-        <w:rPr>
-          <w:lang w:val="es-UY"/>
-        </w:rPr>
-      </w:pPr>
-      <w:r>
-        <w:rPr>
-          <w:lang w:val="es-UY"/>
-        </w:rPr>
-        <w:t>Campaña: Promociones especiales en horarios de apertura y cierre para incentivar la visita en esos momentos.</w:t>
-      </w:r>
-    </w:p>
-    <w:p>
-      <w:pPr>
-        <w:rPr>
-          <w:lang w:val="es-UY"/>
-        </w:rPr>
-      </w:pPr>
+        <w:t>MES 3 • MARZO - "Renovación y Aventura"</w:t>
+      </w:r>
+    </w:p>
+    <w:p>
+      <w:pPr>
+        <w:rPr>
+          <w:lang w:val="es-UY"/>
+        </w:rPr>
+      </w:pPr>
+      <w:r>
+        <w:rPr>
+          <w:lang w:val="es-UY"/>
+        </w:rPr>
+        <w:t>FOCO: Home &amp; Lifestyle + Sports &amp; Travel</w:t>
+      </w:r>
+    </w:p>
+    <w:p>
+      <w:pPr>
+        <w:rPr>
+          <w:lang w:val="es-UY"/>
+        </w:rPr>
+      </w:pPr>
+    </w:p>
+    <w:p>
+      <w:pPr>
+        <w:rPr>
+          <w:lang w:val="es-UY"/>
+        </w:rPr>
+      </w:pPr>
+      <w:r>
+        <w:rPr>
+          <w:lang w:val="es-UY"/>
+        </w:rPr>
+        <w:t>PÚBLICO OBJETIVO: Público general — Yangon</w:t>
+      </w:r>
+    </w:p>
+    <w:p>
+      <w:pPr>
+        <w:rPr>
+          <w:lang w:val="es-UY"/>
+        </w:rPr>
+      </w:pPr>
+    </w:p>
+    <w:p>
+      <w:pPr>
+        <w:rPr>
+          <w:lang w:val="es-UY"/>
+        </w:rPr>
+      </w:pPr>
+      <w:r>
+        <w:rPr>
+          <w:lang w:val="es-UY"/>
+        </w:rPr>
+        <w:t>CONTEXTO: Marzo funciona como el mes preparatorio para el Año Nuevo birmano (Thingyan, 13-16 abril), período tradicionalmente asociado con renovación, limpieza y nuevos proyectos familiares. Durante este tiempo, las familias birmanas invierten en mejorar sus hogares y planificar actividades que fortalezcan los vínculos familiares.</w:t>
+      </w:r>
+    </w:p>
+    <w:p>
+      <w:pPr>
+        <w:rPr>
+          <w:lang w:val="es-UY"/>
+        </w:rPr>
+      </w:pPr>
+    </w:p>
+    <w:p>
+      <w:pPr>
+        <w:rPr>
+          <w:lang w:val="es-UY"/>
+        </w:rPr>
+      </w:pPr>
+      <w:r>
+        <w:rPr>
+          <w:lang w:val="es-UY"/>
+        </w:rPr>
+        <w:t>TÁCTICA: Crear combos cruzados que vinculen productos de hogar con artículos deportivos y de viaje, aprovechando el mayor poder adquisitivo de Yangon y la natural complementariedad entre renovar el espacio doméstico y planificar experiencias familiares.</w:t>
+      </w:r>
+    </w:p>
+    <w:p>
+      <w:pPr>
+        <w:rPr>
+          <w:lang w:val="es-UY"/>
+        </w:rPr>
+      </w:pPr>
+    </w:p>
+    <w:p>
+      <w:pPr>
+        <w:rPr>
+          <w:lang w:val="es-UY"/>
+        </w:rPr>
+      </w:pPr>
+      <w:r>
+        <w:rPr>
+          <w:lang w:val="es-UY"/>
+        </w:rPr>
+        <w:t>POR QUÉ: La estrategia capitaliza el contexto cultural birmano donde marzo es el mes de preparación para las celebraciones más importantes del año. Yangon concentra el mayor ticket promedio en estas categorías, y la proximidad del Año Nuevo genera una demanda natural por productos que mejoren tanto el hogar como las experiencias familiares, creando sinergias comerciales entre líneas de productos tradicionalmente separadas.</w:t>
+      </w:r>
       <w:r>
         <w:rPr>
           <w:lang w:val="es-UY"/>
@@ -2535,7 +2883,7 @@
         <w:rPr>
           <w:lang w:val="es-UY"/>
         </w:rPr>
-        <w:t>Las barras horizontales son ideales cuando los nombres de las categorías son largos (como los nombres de líneas de productos). Además, al ordenarlas de mayor a menor, se facilita la comparación y el ranking visual inmediato.</w:t>
+        <w:t xml:space="preserve">Las barras horizontales son ideales cuando los nombres de las categorías son largos (como los nombres de líneas de productos). </w:t>
       </w:r>
     </w:p>
     <w:p>
@@ -2887,50 +3235,35 @@
       </w:r>
       <w:proofErr w:type="spellEnd"/>
       <w:r>
-        <w:t xml:space="preserve"> lugar de "$322.96675".</w:t>
+        <w:t xml:space="preserve"> </w:t>
+      </w:r>
+      <w:proofErr w:type="spellStart"/>
+      <w:r>
+        <w:t>lugar</w:t>
+      </w:r>
+      <w:proofErr w:type="spellEnd"/>
+      <w:r>
+        <w:t xml:space="preserve"> de "$322.96675".</w:t>
       </w:r>
     </w:p>
     <w:p/>
     <w:p>
-      <w:r>
-        <w:rPr>
-          <w:b/>
-        </w:rPr>
-        <w:t>Orden lógico de los datos</w:t>
-      </w:r>
-    </w:p>
-    <w:p>
-      <w:pPr>
-        <w:pStyle w:val="Listaconvietas"/>
-        <w:rPr>
-          <w:lang w:val="es-UY"/>
-        </w:rPr>
-      </w:pPr>
-      <w:r>
-        <w:rPr>
-          <w:lang w:val="es-UY"/>
-        </w:rPr>
-        <w:t>Ordenamos las barras de mayor a menor (o en orden cronológico para horas) para facilitar la lectura natural y la comparación entre categorías.</w:t>
-      </w:r>
-    </w:p>
-    <w:p>
-      <w:pPr>
-        <w:rPr>
-          <w:lang w:val="es-UY"/>
-        </w:rPr>
-      </w:pPr>
-    </w:p>
-    <w:p>
-      <w:pPr>
-        <w:rPr>
-          <w:lang w:val="es-UY"/>
-        </w:rPr>
-      </w:pPr>
-      <w:r>
-        <w:rPr>
-          <w:lang w:val="es-UY"/>
-        </w:rPr>
-        <w:lastRenderedPageBreak/>
+      <w:pPr>
+        <w:rPr>
+          <w:lang w:val="es-UY"/>
+        </w:rPr>
+      </w:pPr>
+    </w:p>
+    <w:p>
+      <w:pPr>
+        <w:rPr>
+          <w:lang w:val="es-UY"/>
+        </w:rPr>
+      </w:pPr>
+      <w:r>
+        <w:rPr>
+          <w:lang w:val="es-UY"/>
+        </w:rPr>
         <w:br w:type="page"/>
       </w:r>
     </w:p>
@@ -2966,249 +3299,122 @@
     <w:p>
       <w:pPr>
         <w:rPr>
-          <w:lang w:val="es-UY"/>
-        </w:rPr>
-      </w:pPr>
-      <w:r>
-        <w:rPr>
           <w:b/>
           <w:lang w:val="es-UY"/>
         </w:rPr>
-        <w:t>Slide elegida: Slide 5 - Ingresos por Línea de Productos y Género</w:t>
-      </w:r>
-    </w:p>
-    <w:p>
-      <w:pPr>
-        <w:rPr>
-          <w:lang w:val="es-UY"/>
-        </w:rPr>
-      </w:pPr>
-    </w:p>
-    <w:p>
-      <w:pPr>
-        <w:rPr>
-          <w:lang w:val="es-UY"/>
-        </w:rPr>
       </w:pPr>
       <w:r>
         <w:rPr>
           <w:b/>
           <w:lang w:val="es-UY"/>
         </w:rPr>
-        <w:t>Aplicación del concepto de Foco:</w:t>
-      </w:r>
-    </w:p>
-    <w:p>
-      <w:r>
+        <w:t>¿Dónde aplicaron el concepto de Foco en una slide-diapo?</w:t>
+      </w:r>
+    </w:p>
+    <w:p>
+      <w:pPr>
         <w:rPr>
           <w:b/>
-        </w:rPr>
-        <w:t xml:space="preserve">Color </w:t>
-      </w:r>
-      <w:proofErr w:type="spellStart"/>
-      <w:r>
+          <w:lang w:val="es-UY"/>
+        </w:rPr>
+      </w:pPr>
+    </w:p>
+    <w:p>
+      <w:pPr>
         <w:rPr>
           <w:b/>
-        </w:rPr>
-        <w:t>como</w:t>
-      </w:r>
-      <w:proofErr w:type="spellEnd"/>
+          <w:lang w:val="es-UY"/>
+        </w:rPr>
+      </w:pPr>
       <w:r>
         <w:rPr>
           <w:b/>
-        </w:rPr>
-        <w:t xml:space="preserve"> </w:t>
-      </w:r>
-      <w:proofErr w:type="spellStart"/>
-      <w:r>
+          <w:lang w:val="es-UY"/>
+        </w:rPr>
+        <w:t>Elemento destacado: El insight clave "En Health &amp; Beauty, los hombres gastan un 65% más que las mujeres — la mayor brecha de todo el dataset" se presenta en una banda verde oscura que contrasta con el fondo claro.</w:t>
+      </w:r>
+    </w:p>
+    <w:p>
+      <w:pPr>
         <w:rPr>
           <w:b/>
-        </w:rPr>
-        <w:t>herramienta</w:t>
-      </w:r>
-      <w:proofErr w:type="spellEnd"/>
-      <w:r>
+          <w:lang w:val="es-UY"/>
+        </w:rPr>
+      </w:pPr>
+    </w:p>
+    <w:p>
+      <w:pPr>
         <w:rPr>
           <w:b/>
-        </w:rPr>
-        <w:t xml:space="preserve"> de foco</w:t>
-      </w:r>
-    </w:p>
-    <w:p>
-      <w:pPr>
-        <w:pStyle w:val="Listaconvietas"/>
-        <w:rPr>
-          <w:lang w:val="es-UY"/>
-        </w:rPr>
-      </w:pPr>
-      <w:r>
-        <w:rPr>
-          <w:lang w:val="es-UY"/>
-        </w:rPr>
-        <w:t>En la gráfica de barras apiladas, usamos un color intenso (rojo/naranja) para resaltar Health and beauty, que es el producto con mayor brecha de género (24.5%). El resto de los productos se muestran en tonos grises o apagados. Esto dirige la atención del espectador directamente al hallazgo más importante.</w:t>
-      </w:r>
-    </w:p>
-    <w:p>
-      <w:pPr>
-        <w:rPr>
-          <w:lang w:val="es-UY"/>
-        </w:rPr>
-      </w:pPr>
-    </w:p>
-    <w:p>
-      <w:proofErr w:type="spellStart"/>
+          <w:lang w:val="es-UY"/>
+        </w:rPr>
+      </w:pPr>
       <w:r>
         <w:rPr>
           <w:b/>
-        </w:rPr>
-        <w:t>Anotación</w:t>
-      </w:r>
-      <w:proofErr w:type="spellEnd"/>
-      <w:r>
+          <w:lang w:val="es-UY"/>
+        </w:rPr>
+        <w:t>Técnicas de Foco aplicadas:</w:t>
+      </w:r>
+    </w:p>
+    <w:p>
+      <w:pPr>
         <w:rPr>
           <w:b/>
-        </w:rPr>
-        <w:t xml:space="preserve"> </w:t>
-      </w:r>
-      <w:proofErr w:type="spellStart"/>
-      <w:r>
+          <w:lang w:val="es-UY"/>
+        </w:rPr>
+      </w:pPr>
+    </w:p>
+    <w:p>
+      <w:pPr>
         <w:rPr>
           <w:b/>
-        </w:rPr>
-        <w:t>destacada</w:t>
-      </w:r>
-      <w:proofErr w:type="spellEnd"/>
-    </w:p>
-    <w:p>
-      <w:pPr>
-        <w:pStyle w:val="Listaconvietas"/>
-        <w:rPr>
-          <w:lang w:val="es-UY"/>
-        </w:rPr>
-      </w:pPr>
-      <w:r>
-        <w:rPr>
-          <w:lang w:val="es-UY"/>
-        </w:rPr>
-        <w:t>Agregamos una anotación con flecha señalando la brecha de 24.5% en Health and beauty, con el texto "Mayor oportunidad de crecimiento". Esta anotación actúa como un llamado visual que guía la interpretación del dato.</w:t>
-      </w:r>
-    </w:p>
-    <w:p>
-      <w:pPr>
-        <w:rPr>
-          <w:lang w:val="es-UY"/>
-        </w:rPr>
-      </w:pPr>
-    </w:p>
-    <w:p>
-      <w:proofErr w:type="spellStart"/>
+          <w:lang w:val="es-UY"/>
+        </w:rPr>
+      </w:pPr>
       <w:r>
         <w:rPr>
           <w:b/>
-        </w:rPr>
-        <w:t>Título</w:t>
-      </w:r>
-      <w:proofErr w:type="spellEnd"/>
-      <w:r>
+          <w:lang w:val="es-UY"/>
+        </w:rPr>
+        <w:t>Color estratégico: Se utilizó verde oscuro (#2D5A3D) para la banda del insight, creando un contraste visual inmediato que dirige la atención del espectador hacia la información más relevante de toda la slide.</w:t>
+      </w:r>
+    </w:p>
+    <w:p>
+      <w:pPr>
         <w:rPr>
           <w:b/>
-        </w:rPr>
-        <w:t xml:space="preserve"> </w:t>
-      </w:r>
-      <w:proofErr w:type="spellStart"/>
-      <w:r>
+          <w:lang w:val="es-UY"/>
+        </w:rPr>
+      </w:pPr>
+    </w:p>
+    <w:p>
+      <w:pPr>
         <w:rPr>
           <w:b/>
-        </w:rPr>
-        <w:t>orientado</w:t>
-      </w:r>
-      <w:proofErr w:type="spellEnd"/>
+          <w:lang w:val="es-UY"/>
+        </w:rPr>
+      </w:pPr>
       <w:r>
         <w:rPr>
           <w:b/>
-        </w:rPr>
-        <w:t xml:space="preserve"> al insight</w:t>
-      </w:r>
-    </w:p>
-    <w:p>
-      <w:pPr>
-        <w:pStyle w:val="Listaconvietas"/>
-        <w:rPr>
-          <w:lang w:val="es-UY"/>
-        </w:rPr>
-      </w:pPr>
-      <w:r>
-        <w:rPr>
-          <w:lang w:val="es-UY"/>
-        </w:rPr>
-        <w:t>En lugar de un título genérico como "Ventas por Producto y Género", usamos un título que comunica el hallazgo: "Health &amp; Beauty: los hombres compran el doble que las mujeres". Esto le dice al espectador qué debe ver antes de mirar la gráfica.</w:t>
-      </w:r>
-    </w:p>
-    <w:p>
-      <w:pPr>
-        <w:rPr>
-          <w:lang w:val="es-UY"/>
-        </w:rPr>
-      </w:pPr>
-    </w:p>
-    <w:p>
-      <w:proofErr w:type="spellStart"/>
-      <w:r>
+          <w:lang w:val="es-UY"/>
+        </w:rPr>
+        <w:t>Jerarquía visual: El gráfico de barras apiladas muestra todas las categorías de productos, pero el insight textual actúa como un "spotlight" que le dice al espectador exactamente qué debe observar en los datos.</w:t>
+      </w:r>
+    </w:p>
+    <w:p>
+      <w:pPr>
         <w:rPr>
           <w:b/>
-        </w:rPr>
-        <w:t>Jerarquía</w:t>
-      </w:r>
-      <w:proofErr w:type="spellEnd"/>
-      <w:r>
+          <w:lang w:val="es-UY"/>
+        </w:rPr>
+      </w:pPr>
+    </w:p>
+    <w:p>
+      <w:pPr>
         <w:rPr>
           <w:b/>
-        </w:rPr>
-        <w:t xml:space="preserve"> visual</w:t>
-      </w:r>
-    </w:p>
-    <w:p>
-      <w:pPr>
-        <w:pStyle w:val="Listaconvietas"/>
-      </w:pPr>
-      <w:r>
-        <w:rPr>
-          <w:lang w:val="es-UY"/>
-        </w:rPr>
-        <w:t xml:space="preserve">El dato clave (brecha de 24.5%) se muestra en tamaño grande y en negrita junto a la gráfica, mientras que los datos secundarios (otras líneas de productos) se mantienen en tamaño normal. </w:t>
-      </w:r>
-      <w:r>
-        <w:t xml:space="preserve">Esto </w:t>
-      </w:r>
-      <w:proofErr w:type="spellStart"/>
-      <w:r>
-        <w:t>crea</w:t>
-      </w:r>
-      <w:proofErr w:type="spellEnd"/>
-      <w:r>
-        <w:t xml:space="preserve"> </w:t>
-      </w:r>
-      <w:proofErr w:type="spellStart"/>
-      <w:r>
-        <w:t>una</w:t>
-      </w:r>
-      <w:proofErr w:type="spellEnd"/>
-      <w:r>
-        <w:t xml:space="preserve"> </w:t>
-      </w:r>
-      <w:proofErr w:type="spellStart"/>
-      <w:r>
-        <w:t>jerarquía</w:t>
-      </w:r>
-      <w:proofErr w:type="spellEnd"/>
-      <w:r>
-        <w:t xml:space="preserve"> clara de información.</w:t>
-      </w:r>
-    </w:p>
-    <w:p/>
-    <w:p>
-      <w:pPr>
-        <w:rPr>
           <w:lang w:val="es-UY"/>
         </w:rPr>
       </w:pPr>
@@ -3217,13 +3423,52 @@
           <w:b/>
           <w:lang w:val="es-UY"/>
         </w:rPr>
-        <w:t xml:space="preserve">Resultado: </w:t>
-      </w:r>
-      <w:r>
-        <w:rPr>
-          <w:lang w:val="es-UY"/>
-        </w:rPr>
-        <w:t>Al aplicar el concepto de Foco en esta slide, el espectador identifica inmediatamente la oportunidad principal (brecha de género en Health and beauty) sin perderse en los detalles de las otras 5 líneas de productos. El foco transforma una gráfica informativa en una gráfica persuasiva que justifica la primera campaña de marketing.</w:t>
+        <w:t>Eliminación de ruido: Aunque el gráfico contiene múltiples categorías y dos géneros, el insight focaliza la atención específicamente en Health &amp; Beauty, evitando que el espectador se pierda analizando todas las categorías por igual.</w:t>
+      </w:r>
+    </w:p>
+    <w:p>
+      <w:pPr>
+        <w:rPr>
+          <w:b/>
+          <w:lang w:val="es-UY"/>
+        </w:rPr>
+      </w:pPr>
+    </w:p>
+    <w:p>
+      <w:pPr>
+        <w:rPr>
+          <w:b/>
+          <w:lang w:val="es-UY"/>
+        </w:rPr>
+      </w:pPr>
+      <w:r>
+        <w:rPr>
+          <w:b/>
+          <w:lang w:val="es-UY"/>
+        </w:rPr>
+        <w:t>Resultado del Foco: El espectador inmediatamente comprende que, de todas las brechas de género en el portafolio de productos, Health &amp; Beauty representa la mayor oportunidad comercial, con los hombres dominando esta categoría con un 62.3% vs 37.7% de las mujeres.</w:t>
+      </w:r>
+    </w:p>
+    <w:p>
+      <w:pPr>
+        <w:rPr>
+          <w:b/>
+          <w:lang w:val="es-UY"/>
+        </w:rPr>
+      </w:pPr>
+    </w:p>
+    <w:p>
+      <w:pPr>
+        <w:rPr>
+          <w:lang w:val="es-UY"/>
+        </w:rPr>
+      </w:pPr>
+      <w:r>
+        <w:rPr>
+          <w:b/>
+          <w:lang w:val="es-UY"/>
+        </w:rPr>
+        <w:t>Impacto en la narrativa: Esta aplicación de foco convierte un gráfico complejo con múltiples variables en un mensaje claro y accionable que fundamenta directamente la Campaña 2 (Febrero) dirigida a hombres en Health &amp; Beauty.</w:t>
       </w:r>
     </w:p>
     <w:sectPr>
@@ -14822,6 +15067,29 @@
       </w:tcPr>
     </w:tblStylePr>
   </w:style>
+  <w:style w:type="character" w:styleId="Hipervnculo">
+    <w:name w:val="Hyperlink"/>
+    <w:basedOn w:val="Fuentedeprrafopredeter"/>
+    <w:uiPriority w:val="99"/>
+    <w:unhideWhenUsed/>
+    <w:rsid w:val="00653266"/>
+    <w:rPr>
+      <w:color w:val="0000FF" w:themeColor="hyperlink"/>
+      <w:u w:val="single"/>
+    </w:rPr>
+  </w:style>
+  <w:style w:type="character" w:styleId="Mencinsinresolver">
+    <w:name w:val="Unresolved Mention"/>
+    <w:basedOn w:val="Fuentedeprrafopredeter"/>
+    <w:uiPriority w:val="99"/>
+    <w:semiHidden/>
+    <w:unhideWhenUsed/>
+    <w:rsid w:val="00653266"/>
+    <w:rPr>
+      <w:color w:val="605E5C"/>
+      <w:shd w:val="clear" w:color="auto" w:fill="E1DFDD"/>
+    </w:rPr>
+  </w:style>
 </w:styles>
 </file>
 

--- a/Taller/Archivos notables/Desafio3_Documento_Mejorado.docx
+++ b/Taller/Archivos notables/Desafio3_Documento_Mejorado.docx
@@ -2710,7 +2710,19 @@
         <w:rPr>
           <w:lang w:val="es-UY"/>
         </w:rPr>
-        <w:t>CONTEXTO: Marzo funciona como el mes preparatorio para el Año Nuevo birmano (Thingyan, 13-16 abril), período tradicionalmente asociado con renovación, limpieza y nuevos proyectos familiares. Durante este tiempo, las familias birmanas invierten en mejorar sus hogares y planificar actividades que fortalezcan los vínculos familiares.</w:t>
+        <w:t xml:space="preserve">CONTEXTO: Marzo funciona como el mes preparatorio para el Año Nuevo birmano </w:t>
+      </w:r>
+      <w:r>
+        <w:rPr>
+          <w:lang w:val="es-UY"/>
+        </w:rPr>
+        <w:t>**</w:t>
+      </w:r>
+      <w:r>
+        <w:rPr>
+          <w:lang w:val="es-UY"/>
+        </w:rPr>
+        <w:t>(Thingyan, 13-16 abril), período tradicionalmente asociado con renovación, limpieza y nuevos proyectos familiares. Durante este tiempo, las familias birmanas invierten en mejorar sus hogares y planificar actividades que fortalezcan los vínculos familiares.</w:t>
       </w:r>
     </w:p>
     <w:p>
@@ -2751,6 +2763,25 @@
           <w:lang w:val="es-UY"/>
         </w:rPr>
         <w:t>POR QUÉ: La estrategia capitaliza el contexto cultural birmano donde marzo es el mes de preparación para las celebraciones más importantes del año. Yangon concentra el mayor ticket promedio en estas categorías, y la proximidad del Año Nuevo genera una demanda natural por productos que mejoren tanto el hogar como las experiencias familiares, creando sinergias comerciales entre líneas de productos tradicionalmente separadas.</w:t>
+      </w:r>
+    </w:p>
+    <w:p>
+      <w:pPr>
+        <w:rPr>
+          <w:lang w:val="es-UY"/>
+        </w:rPr>
+      </w:pPr>
+      <w:r>
+        <w:rPr>
+          <w:lang w:val="es-UY"/>
+        </w:rPr>
+        <w:t xml:space="preserve">**Fuente: </w:t>
+      </w:r>
+      <w:r>
+        <w:rPr>
+          <w:lang w:val="es-UY"/>
+        </w:rPr>
+        <w:t>https://www.colaborabirmania.org/el-ano-nuevo-budista-en-tailandia-y-myanmar/#:~:text=Se%20celebra%20en%20abril%2C%20generalmente%20del%2013,en%20un%20ambiente%20de%20celebraci%C3%B3n%20y%20unidad.</w:t>
       </w:r>
       <w:r>
         <w:rPr>
@@ -3331,7 +3362,14 @@
           <w:b/>
           <w:lang w:val="es-UY"/>
         </w:rPr>
-        <w:t>Elemento destacado: El insight clave "En Health &amp; Beauty, los hombres gastan un 65% más que las mujeres — la mayor brecha de todo el dataset" se presenta en una banda verde oscura que contrasta con el fondo claro.</w:t>
+        <w:t xml:space="preserve">Elemento destacado: </w:t>
+      </w:r>
+      <w:r>
+        <w:rPr>
+          <w:bCs/>
+          <w:lang w:val="es-UY"/>
+        </w:rPr>
+        <w:t>El insight clave "En Health &amp; Beauty, los hombres gastan un 65% más que las mujeres — la mayor brecha de todo el dataset" se presenta en una banda verde oscura que contrasta con el fondo claro.</w:t>
       </w:r>
     </w:p>
     <w:p>
@@ -3368,17 +3406,32 @@
     <w:p>
       <w:pPr>
         <w:rPr>
+          <w:bCs/>
+          <w:lang w:val="es-UY"/>
+        </w:rPr>
+      </w:pPr>
+      <w:r>
+        <w:rPr>
           <w:b/>
           <w:lang w:val="es-UY"/>
         </w:rPr>
-      </w:pPr>
-      <w:r>
+        <w:t xml:space="preserve">Color estratégico: </w:t>
+      </w:r>
+      <w:r>
+        <w:rPr>
+          <w:bCs/>
+          <w:lang w:val="es-UY"/>
+        </w:rPr>
+        <w:t>Se utilizó verde oscuro para la banda del insight, creando un contraste visual inmediato que dirige la atención del espectador hacia la información más relevante de toda la slide.</w:t>
+      </w:r>
+    </w:p>
+    <w:p>
+      <w:pPr>
         <w:rPr>
           <w:b/>
           <w:lang w:val="es-UY"/>
         </w:rPr>
-        <w:t>Color estratégico: Se utilizó verde oscuro (#2D5A3D) para la banda del insight, creando un contraste visual inmediato que dirige la atención del espectador hacia la información más relevante de toda la slide.</w:t>
-      </w:r>
+      </w:pPr>
     </w:p>
     <w:p>
       <w:pPr>
@@ -3387,29 +3440,50 @@
           <w:lang w:val="es-UY"/>
         </w:rPr>
       </w:pPr>
-    </w:p>
-    <w:p>
-      <w:pPr>
+      <w:r>
         <w:rPr>
           <w:b/>
           <w:lang w:val="es-UY"/>
         </w:rPr>
-      </w:pPr>
-      <w:r>
+        <w:t xml:space="preserve">Jerarquía visual: </w:t>
+      </w:r>
+      <w:r>
+        <w:rPr>
+          <w:bCs/>
+          <w:lang w:val="es-UY"/>
+        </w:rPr>
+        <w:t>El gráfico de barras apiladas muestra todas las categorías de productos, pero el insight textual actúa como un "spotlight" que le dice al espectador exactamente qué debe observar en los datos.</w:t>
+      </w:r>
+    </w:p>
+    <w:p>
+      <w:pPr>
         <w:rPr>
           <w:b/>
           <w:lang w:val="es-UY"/>
         </w:rPr>
-        <w:t>Jerarquía visual: El gráfico de barras apiladas muestra todas las categorías de productos, pero el insight textual actúa como un "spotlight" que le dice al espectador exactamente qué debe observar en los datos.</w:t>
-      </w:r>
-    </w:p>
-    <w:p>
-      <w:pPr>
+      </w:pPr>
+    </w:p>
+    <w:p>
+      <w:pPr>
+        <w:rPr>
+          <w:bCs/>
+          <w:lang w:val="es-UY"/>
+        </w:rPr>
+      </w:pPr>
+      <w:r>
         <w:rPr>
           <w:b/>
           <w:lang w:val="es-UY"/>
         </w:rPr>
-      </w:pPr>
+        <w:t xml:space="preserve">Eliminación de ruido: </w:t>
+      </w:r>
+      <w:r>
+        <w:rPr>
+          <w:bCs/>
+          <w:lang w:val="es-UY"/>
+        </w:rPr>
+        <w:t>Aunque el gráfico contiene múltiples categorías y dos géneros, el insight focaliza la atención específicamente en Health &amp; Beauty, evitando que el espectador se pierda analizando todas las categorías por igual.</w:t>
+      </w:r>
     </w:p>
     <w:p>
       <w:pPr>
@@ -3418,57 +3492,57 @@
           <w:lang w:val="es-UY"/>
         </w:rPr>
       </w:pPr>
+    </w:p>
+    <w:p>
+      <w:pPr>
+        <w:rPr>
+          <w:bCs/>
+          <w:lang w:val="es-UY"/>
+        </w:rPr>
+      </w:pPr>
       <w:r>
         <w:rPr>
           <w:b/>
           <w:lang w:val="es-UY"/>
         </w:rPr>
-        <w:t>Eliminación de ruido: Aunque el gráfico contiene múltiples categorías y dos géneros, el insight focaliza la atención específicamente en Health &amp; Beauty, evitando que el espectador se pierda analizando todas las categorías por igual.</w:t>
-      </w:r>
-    </w:p>
-    <w:p>
-      <w:pPr>
+        <w:t xml:space="preserve">Resultado del Foco: </w:t>
+      </w:r>
+      <w:r>
+        <w:rPr>
+          <w:bCs/>
+          <w:lang w:val="es-UY"/>
+        </w:rPr>
+        <w:t>El espectador inmediatamente comprende que, de todas las brechas de género en el portafolio de productos, Health &amp; Beauty representa la mayor oportunidad comercial, con los hombres dominando esta categoría con un 62.3% vs 37.7% de las mujeres.</w:t>
+      </w:r>
+    </w:p>
+    <w:p>
+      <w:pPr>
+        <w:rPr>
+          <w:bCs/>
+          <w:lang w:val="es-UY"/>
+        </w:rPr>
+      </w:pPr>
+    </w:p>
+    <w:p>
+      <w:pPr>
+        <w:rPr>
+          <w:bCs/>
+          <w:lang w:val="es-UY"/>
+        </w:rPr>
+      </w:pPr>
+      <w:r>
         <w:rPr>
           <w:b/>
           <w:lang w:val="es-UY"/>
         </w:rPr>
-      </w:pPr>
-    </w:p>
-    <w:p>
-      <w:pPr>
-        <w:rPr>
-          <w:b/>
-          <w:lang w:val="es-UY"/>
-        </w:rPr>
-      </w:pPr>
-      <w:r>
-        <w:rPr>
-          <w:b/>
-          <w:lang w:val="es-UY"/>
-        </w:rPr>
-        <w:t>Resultado del Foco: El espectador inmediatamente comprende que, de todas las brechas de género en el portafolio de productos, Health &amp; Beauty representa la mayor oportunidad comercial, con los hombres dominando esta categoría con un 62.3% vs 37.7% de las mujeres.</w:t>
-      </w:r>
-    </w:p>
-    <w:p>
-      <w:pPr>
-        <w:rPr>
-          <w:b/>
-          <w:lang w:val="es-UY"/>
-        </w:rPr>
-      </w:pPr>
-    </w:p>
-    <w:p>
-      <w:pPr>
-        <w:rPr>
-          <w:lang w:val="es-UY"/>
-        </w:rPr>
-      </w:pPr>
-      <w:r>
-        <w:rPr>
-          <w:b/>
-          <w:lang w:val="es-UY"/>
-        </w:rPr>
-        <w:t>Impacto en la narrativa: Esta aplicación de foco convierte un gráfico complejo con múltiples variables en un mensaje claro y accionable que fundamenta directamente la Campaña 2 (Febrero) dirigida a hombres en Health &amp; Beauty.</w:t>
+        <w:t xml:space="preserve">Impacto en la narrativa: </w:t>
+      </w:r>
+      <w:r>
+        <w:rPr>
+          <w:bCs/>
+          <w:lang w:val="es-UY"/>
+        </w:rPr>
+        <w:t>Esta aplicación de foco convierte un gráfico complejo con múltiples variables en un mensaje claro y accionable que fundamenta directamente la Campaña 2 (Febrero) dirigida a hombres en Health &amp; Beauty.</w:t>
       </w:r>
     </w:p>
     <w:sectPr>
